--- a/testakten/longcovid-erwerbsminderung-feldermann-leipzig/03_anamnese_chronologie_2021_2026.docx
+++ b/testakten/longcovid-erwerbsminderung-feldermann-leipzig/03_anamnese_chronologie_2021_2026.docx
@@ -92,7 +92,7 @@
         <w:jc w:val="left"/>
       </w:pPr>
       <w:r>
-        <w:t>Im Rahmen der vierten SARS-CoV-2-Welle (Oktober–Dezember 2021) wurde Frau Feldermann ab dem 01.11.2021 auf der improvisierten Covid-Isolierstation des UKL eingesetzt. Nach eigener Aussage und nach Aussage von Kollegen waren FFP2-Masken zeitweise nicht in ausreichender Stückzahl vorhanden; es wurde teilweise mit chirurgischen Masken gearbeitet. Eine schriftliche Dokumentation der Schutzausstattungssituation liegt in der UKBW-Akte (wird nach Akteneinsicht ausgewertet, Aktenstück 14).</w:t>
+        <w:t>Im Rahmen der vierten SARS-CoV-2-Welle (Oktober–Dezember 2021) wurde Frau Feldermann ab dem 01.11.2021 auf der improvisierten Covid-Isolierstation des UKL eingesetzt. Nach eigener Aussage und nach Aussage von Kollegen waren FFP2-Masken zeitweise nicht in ausreichender Stückzahl vorhanden; es wurde teilweise mit chirurgischen Masken gearbeitet. Eine schriftliche Dokumentation der Schutzausstattungssituation liegt in der BGW-Akte (wird nach Akteneinsicht ausgewertet, Aktenstück 14).</w:t>
       </w:r>
     </w:p>
     <w:p>
@@ -161,7 +161,7 @@
         <w:pStyle w:val="ListBullet"/>
       </w:pPr>
       <w:r>
-        <w:t>März 2022: Erstvorstellung Charité Long-Covid-Ambulanz Berlin, Prof. Carmen Scheibenbogen. Diagnose: Post-Covid-Syndrom mit Post-Exertional Malaise (ME/CFS-Kriterien erfüllt nach Canadian Consensus Criteria), V. a. POTS</w:t>
+        <w:t>März 2022: Erstvorstellung Post-COVID-Ambulanz der Universitätsmedizin Berlin-Nord Berlin, Prof. Carmen Seifert. Diagnose: Post-Covid-Syndrom mit Post-Exertional Malaise (ME/CFS-Kriterien erfüllt nach Canadian Consensus Criteria), V. a. POTS</w:t>
       </w:r>
     </w:p>
     <w:p/>
@@ -273,7 +273,7 @@
                 <w:rFonts w:ascii="Times New Roman" w:hAnsi="Times New Roman"/>
                 <w:sz w:val="20"/>
               </w:rPr>
-              <w:t>Dr. Märker, Charité</w:t>
+              <w:t>Dr. Märker, Universitätsmedizin Berlin-Nord</w:t>
             </w:r>
           </w:p>
         </w:tc>
@@ -317,7 +317,7 @@
                 <w:rFonts w:ascii="Times New Roman" w:hAnsi="Times New Roman"/>
                 <w:sz w:val="20"/>
               </w:rPr>
-              <w:t>Charité (Prof. Scheibenbogen)</w:t>
+              <w:t>Universitätsmedizin Berlin-Nord (Prof. Seifert)</w:t>
             </w:r>
           </w:p>
         </w:tc>
@@ -361,7 +361,7 @@
                 <w:rFonts w:ascii="Times New Roman" w:hAnsi="Times New Roman"/>
                 <w:sz w:val="20"/>
               </w:rPr>
-              <w:t>Charité, Kardiologie UKL</w:t>
+              <w:t>Universitätsmedizin Berlin-Nord, Kardiologie UKL</w:t>
             </w:r>
           </w:p>
         </w:tc>
@@ -405,7 +405,7 @@
                 <w:rFonts w:ascii="Times New Roman" w:hAnsi="Times New Roman"/>
                 <w:sz w:val="20"/>
               </w:rPr>
-              <w:t>SKH Leipzig</w:t>
+              <w:t>Klinikum am Auenwald Leipzig</w:t>
             </w:r>
           </w:p>
         </w:tc>
@@ -535,7 +535,7 @@
         <w:pStyle w:val="ListBullet"/>
       </w:pPr>
       <w:r>
-        <w:t>Charité Long-Covid-Ambulanz: 3 Vorstellungen (März, Juli, November 2022)</w:t>
+        <w:t>Post-COVID-Ambulanz der Universitätsmedizin Berlin-Nord: 3 Vorstellungen (März, Juli, November 2022)</w:t>
       </w:r>
     </w:p>
     <w:p>
@@ -570,7 +570,7 @@
         <w:pStyle w:val="ListBullet"/>
       </w:pPr>
       <w:r>
-        <w:t>Charité: 2 Vorstellungen; ME/CFS-Diagnose bestätigt</w:t>
+        <w:t>Universitätsmedizin Berlin-Nord: 2 Vorstellungen; ME/CFS-Diagnose bestätigt</w:t>
       </w:r>
     </w:p>
     <w:p>
@@ -613,7 +613,7 @@
         <w:pStyle w:val="ListBullet"/>
       </w:pPr>
       <w:r>
-        <w:t>DRV-Gutachten durch Dr. Volker Härtung, Arbeitsmedizin/Sozialmedizin, Leipzig: Feststellung Restleistungsvermögen 6 Stunden/Tag auf dem allgemeinen Arbeitsmarkt, Diagnose "Anpassungsstörung" (F43.2) — diese Diagnose widerspricht den Fachbefunden der Charité und des SKH</w:t>
+        <w:t>DRV-Gutachten durch Dr. Volker Härtung, Arbeitsmedizin/Sozialmedizin, Leipzig: Feststellung Restleistungsvermögen 6 Stunden/Tag auf dem allgemeinen Arbeitsmarkt, Diagnose "Anpassungsstörung" (F43.2) — diese Diagnose widerspricht den Fachbefunden der Universitätsmedizin Berlin-Nord und des SKH</w:t>
       </w:r>
     </w:p>
     <w:p>
@@ -621,7 +621,7 @@
         <w:pStyle w:val="ListBullet"/>
       </w:pPr>
       <w:r>
-        <w:t>Psychiatrische Behandlung SKH Leipzig ab September 2024 (stationär 09/2024–11/2024): Entlassungsdiagnose F33.1, Empfehlung MBSR-basierter Reha und weitergehende psychiatrische Behandlung</w:t>
+        <w:t>Psychiatrische Behandlung Klinikum am Auenwald Leipzig ab September 2024 (stationär 09/2024–11/2024): Entlassungsdiagnose F33.1, Empfehlung MBSR-basierter Reha und weitergehende psychiatrische Behandlung</w:t>
       </w:r>
     </w:p>
     <w:p>
@@ -691,7 +691,7 @@
         <w:pStyle w:val="ListBullet"/>
       </w:pPr>
       <w:r>
-        <w:t>28.01.2026: UKBW-Bescheid: BK 3101 abgelehnt</w:t>
+        <w:t>28.01.2026: BGW-Bescheid: BK 3101 abgelehnt</w:t>
       </w:r>
     </w:p>
     <w:p>
@@ -738,7 +738,7 @@
         <w:jc w:val="left"/>
       </w:pPr>
       <w:r>
-        <w:t>§ 9 SGB VII i. V. m. Anlage 1 Nr. 3101 BKV schützt Erkrankungen durch Infektionskrankheiten bei Tätigkeiten in Krankenpflege. Long-Covid/ME/CFS nach beruflich erworbener Covid-19-Infektion kann als BK 3101 anerkannt werden. Die Ablehnung der BGW stützt sich auf angeblich fehlende Belege der beruflichen Exposition — dies ist nach Aktenlage anfechtbar (PCR-positiv während Covid-Stationseinsatz).</w:t>
+        <w:t>Paragraf 9 SGB VII i. V. m. Anlage 1 Nr. 3101 BKV schützt Erkrankungen durch Infektionskrankheiten bei Tätigkeiten in Krankenpflege. Long-Covid/ME/CFS nach beruflich erworbener Covid-19-Infektion kann als BK 3101 anerkannt werden. Die Ablehnung der BGW stützt sich auf angeblich fehlende Belege der beruflichen Exposition — dies ist nach Aktenlage anfechtbar (PCR-positiv während Covid-Stationseinsatz).</w:t>
       </w:r>
     </w:p>
     <w:p>
@@ -765,7 +765,7 @@
         <w:pStyle w:val="ListBullet"/>
       </w:pPr>
       <w:r>
-        <w:t>ME/CFS-Diagnose nach CCC (Charité)</w:t>
+        <w:t>ME/CFS-Diagnose nach CCC (Universitätsmedizin Berlin-Nord)</w:t>
       </w:r>
     </w:p>
     <w:p>
@@ -808,7 +808,7 @@
         <w:jc w:val="left"/>
       </w:pPr>
       <w:r>
-        <w:t>GdB 30 berücksichtigt nicht angemessen das Zusammenwirken der Einzel-GdB: ME/CFS schwer (GdB 50–70 nach Anhaltspunkten), POTS (GdB 20–40), psychiatrisch (GdB 30–40). Gesamt-GdB hätte bei korrekter Bewertung mindestens 50 erreichen müssen (Schwerbehinderung, § 2 Abs. 2 SGB IX).</w:t>
+        <w:t>GdB 30 berücksichtigt nicht angemessen das Zusammenwirken der Einzel-GdB: ME/CFS schwer (GdB 50–70 nach Anhaltspunkten), POTS (GdB 20–40), psychiatrisch (GdB 30–40). Gesamt-GdB hätte bei korrekter Bewertung mindestens 50 erreichen müssen (Schwerbehinderung, Paragraf 2 Abs. 2 SGB IX).</w:t>
       </w:r>
     </w:p>
     <w:p>
@@ -827,7 +827,7 @@
         <w:jc w:val="left"/>
       </w:pPr>
       <w:r>
-        <w:t>Einkommensanrechnung Ehemann: Laut Jobcenter wird das gesamte Bruttoeinkommen (4.310 EUR) herangezogen. Nach §§ 11, 11b SGB II sind jedoch Absetzbeträge zu berücksichtigen (Erwerbstätigenpauschale 100 EUR, tatsächliche Beiträge KV/RV/AV, Werbungskosten). Netto-Anrechnungseinkommen dürfte unter dem Gesamtbedarf liegen (vgl. Aktenstück 10, 11).</w:t>
+        <w:t>Einkommensanrechnung Ehemann: Laut Jobcenter wird das gesamte Bruttoeinkommen (4.310 EUR) herangezogen. Nach Paragrafen 11, 11b SGB II sind jedoch Absetzbeträge zu berücksichtigen (Erwerbstätigenpauschale 100 EUR, tatsächliche Beiträge KV/RV/AV, Werbungskosten). Netto-Anrechnungseinkommen dürfte unter dem Gesamtbedarf liegen (vgl. Aktenstück 10, 11).</w:t>
       </w:r>
     </w:p>
     <w:p>
@@ -846,7 +846,7 @@
         <w:jc w:val="left"/>
       </w:pPr>
       <w:r>
-        <w:t>KdU-Angemessenheitswert Leipzig für 4-Personen-HH: nach Wohngeldgesetz-Reform 2023 und Mietspiegeldaten Leipzig 2024 min. 900 EUR (Kaltmiete) zumutbar; Jobcenter-Richtlinie greift offenbar veraltete Werte. Eilantrag (einstweiliger Rechtsschutz, § 86b Abs. 2 SGG) ist begründet, da Wohnungsverlust unmittelbar droht.</w:t>
+        <w:t>KdU-Angemessenheitswert Leipzig für 4-Personen-HH: nach Wohngeldgesetz-Reform 2023 und Mietspiegeldaten Leipzig 2024 min. 900 EUR (Kaltmiete) zumutbar; Jobcenter-Richtlinie greift offenbar veraltete Werte. Eilantrag (einstweiliger Rechtsschutz, Paragraf 86b Abs. 2 SGG) ist begründet, da Wohnungsverlust unmittelbar droht.</w:t>
       </w:r>
     </w:p>
     <w:p/>
